--- a/reports/report.docx
+++ b/reports/report.docx
@@ -233,8 +233,6 @@
         </w:rPr>
         <w:t>Группа:251-328</w:t>
       </w:r>
-      <w:bookmarkStart w:id="0" w:name="_GoBack"/>
-      <w:bookmarkEnd w:id="0"/>
     </w:p>
     <w:p>
       <w:pPr>
@@ -1895,9 +1893,49 @@
       </w:r>
     </w:p>
     <w:p>
+      <w:pPr>
+        <w:spacing w:before="0" w:after="120" w:line="360" w:lineRule="auto"/>
+        <w:ind w:firstLine="708"/>
+        <w:jc w:val="both"/>
+        <w:rPr>
+          <w:rFonts w:hint="default"/>
+          <w:lang w:val="ru-RU"/>
+        </w:rPr>
+      </w:pPr>
+      <w:r>
+        <w:rPr>
+          <w:lang w:val="ru-RU"/>
+        </w:rPr>
+        <w:t>Ссылка</w:t>
+      </w:r>
+      <w:r>
+        <w:rPr>
+          <w:rFonts w:hint="default"/>
+          <w:lang w:val="ru-RU"/>
+        </w:rPr>
+        <w:t xml:space="preserve"> на </w:t>
+      </w:r>
+      <w:r>
+        <w:rPr>
+          <w:rFonts w:hint="default"/>
+          <w:lang w:val="en-US"/>
+        </w:rPr>
+        <w:t xml:space="preserve">Github </w:t>
+      </w:r>
+      <w:r>
+        <w:rPr>
+          <w:rFonts w:hint="default"/>
+          <w:lang w:val="ru-RU"/>
+        </w:rPr>
+        <w:t>репозиторий: https://github.com/rasulovakmal007-star/practice-2026-1</w:t>
+      </w:r>
+    </w:p>
+    <w:p>
       <w:r>
         <w:br w:type="page"/>
       </w:r>
+      <w:bookmarkStart w:id="0" w:name="_GoBack"/>
+      <w:bookmarkEnd w:id="0"/>
     </w:p>
     <w:p>
       <w:pPr>
@@ -2314,7 +2352,7 @@
     <w:lsdException w:qFormat="1" w:unhideWhenUsed="0" w:uiPriority="10" w:semiHidden="0" w:name="Title"/>
     <w:lsdException w:uiPriority="99" w:name="Closing"/>
     <w:lsdException w:uiPriority="99" w:name="Signature"/>
-    <w:lsdException w:uiPriority="1" w:name="Default Paragraph Font"/>
+    <w:lsdException w:qFormat="1" w:uiPriority="1" w:name="Default Paragraph Font"/>
     <w:lsdException w:qFormat="1" w:uiPriority="99" w:semiHidden="0" w:name="Body Text"/>
     <w:lsdException w:uiPriority="99" w:name="Body Text Indent"/>
     <w:lsdException w:qFormat="1" w:uiPriority="99" w:semiHidden="0" w:name="List Continue"/>
@@ -2756,6 +2794,7 @@
     <w:name w:val="Default Paragraph Font"/>
     <w:semiHidden/>
     <w:unhideWhenUsed/>
+    <w:qFormat/>
     <w:uiPriority w:val="1"/>
   </w:style>
   <w:style w:type="table" w:default="1" w:styleId="12">
